--- a/courses/4/is-implementation/dist/reports/kit/sklad-plus-kit/templates/Пояснительная_записка.docx
+++ b/courses/4/is-implementation/dist/reports/kit/sklad-plus-kit/templates/Пояснительная_записка.docx
@@ -5,13 +5,32 @@
     <w:p>
       <w:pPr>
         <w:pStyle w:val="Heading1"/>
+        <w:keepNext/>
+        <w:keepLines/>
+        <w:spacing w:line="240" w:lineRule="auto" w:before="240" w:after="0"/>
+        <w:ind w:firstLine="0" w:left="0"/>
+        <w:jc w:val="both"/>
       </w:pPr>
       <w:r>
+        <w:rPr>
+          <w:rFonts w:ascii="Times New Roman" w:hAnsi="Times New Roman" w:eastAsia="Times New Roman" w:cs="Times New Roman"/>
+          <w:b w:val="0"/>
+          <w:sz w:val="28"/>
+        </w:rPr>
         <w:t>Пояснительная записка</w:t>
       </w:r>
     </w:p>
     <w:p>
+      <w:pPr>
+        <w:spacing w:line="360" w:lineRule="auto" w:before="0" w:after="0"/>
+        <w:ind w:firstLine="709"/>
+        <w:jc w:val="both"/>
+      </w:pPr>
       <w:r>
+        <w:rPr>
+          <w:rFonts w:ascii="Times New Roman" w:hAnsi="Times New Roman" w:eastAsia="Times New Roman" w:cs="Times New Roman"/>
+          <w:sz w:val="28"/>
+        </w:rPr>
         <w:t>Кратко опишите цель проекта, принятые решения, риски и результат.</w:t>
       </w:r>
     </w:p>
@@ -19,6 +38,7 @@
       <w:tblPr>
         <w:tblStyle w:val="TableGrid"/>
         <w:tblW w:type="auto" w:w="0"/>
+        <w:tblLayout w:type="autofit"/>
         <w:tblLook w:firstColumn="1" w:firstRow="1" w:lastColumn="0" w:lastRow="0" w:noHBand="0" w:noVBand="1" w:val="04A0"/>
       </w:tblPr>
       <w:tblGrid>
@@ -31,7 +51,17 @@
             <w:tcW w:type="dxa" w:w="4320"/>
           </w:tcPr>
           <w:p>
+            <w:pPr>
+              <w:spacing w:line="360" w:lineRule="auto" w:before="0" w:after="0"/>
+              <w:ind w:firstLine="0"/>
+              <w:jc w:val="center"/>
+            </w:pPr>
             <w:r>
+              <w:rPr>
+                <w:rFonts w:ascii="Times New Roman" w:hAnsi="Times New Roman" w:eastAsia="Times New Roman" w:cs="Times New Roman"/>
+                <w:b/>
+                <w:sz w:val="22"/>
+              </w:rPr>
               <w:t>Раздел</w:t>
             </w:r>
           </w:p>
@@ -41,7 +71,17 @@
             <w:tcW w:type="dxa" w:w="4320"/>
           </w:tcPr>
           <w:p>
+            <w:pPr>
+              <w:spacing w:line="360" w:lineRule="auto" w:before="0" w:after="0"/>
+              <w:ind w:firstLine="0"/>
+              <w:jc w:val="center"/>
+            </w:pPr>
             <w:r>
+              <w:rPr>
+                <w:rFonts w:ascii="Times New Roman" w:hAnsi="Times New Roman" w:eastAsia="Times New Roman" w:cs="Times New Roman"/>
+                <w:b/>
+                <w:sz w:val="22"/>
+              </w:rPr>
               <w:t>Содержание</w:t>
             </w:r>
           </w:p>
@@ -52,13 +92,25 @@
           <w:tcPr>
             <w:tcW w:type="dxa" w:w="4320"/>
           </w:tcPr>
-          <w:p/>
+          <w:p>
+            <w:pPr>
+              <w:spacing w:line="360" w:lineRule="auto" w:before="0" w:after="0"/>
+              <w:ind w:firstLine="0"/>
+              <w:jc w:val="both"/>
+            </w:pPr>
+          </w:p>
         </w:tc>
         <w:tc>
           <w:tcPr>
             <w:tcW w:type="dxa" w:w="4320"/>
           </w:tcPr>
-          <w:p/>
+          <w:p>
+            <w:pPr>
+              <w:spacing w:line="360" w:lineRule="auto" w:before="0" w:after="0"/>
+              <w:ind w:firstLine="0"/>
+              <w:jc w:val="both"/>
+            </w:pPr>
+          </w:p>
         </w:tc>
       </w:tr>
       <w:tr>
@@ -66,13 +118,25 @@
           <w:tcPr>
             <w:tcW w:type="dxa" w:w="4320"/>
           </w:tcPr>
-          <w:p/>
+          <w:p>
+            <w:pPr>
+              <w:spacing w:line="360" w:lineRule="auto" w:before="0" w:after="0"/>
+              <w:ind w:firstLine="0"/>
+              <w:jc w:val="both"/>
+            </w:pPr>
+          </w:p>
         </w:tc>
         <w:tc>
           <w:tcPr>
             <w:tcW w:type="dxa" w:w="4320"/>
           </w:tcPr>
-          <w:p/>
+          <w:p>
+            <w:pPr>
+              <w:spacing w:line="360" w:lineRule="auto" w:before="0" w:after="0"/>
+              <w:ind w:firstLine="0"/>
+              <w:jc w:val="both"/>
+            </w:pPr>
+          </w:p>
         </w:tc>
       </w:tr>
       <w:tr>
@@ -80,13 +144,25 @@
           <w:tcPr>
             <w:tcW w:type="dxa" w:w="4320"/>
           </w:tcPr>
-          <w:p/>
+          <w:p>
+            <w:pPr>
+              <w:spacing w:line="360" w:lineRule="auto" w:before="0" w:after="0"/>
+              <w:ind w:firstLine="0"/>
+              <w:jc w:val="both"/>
+            </w:pPr>
+          </w:p>
         </w:tc>
         <w:tc>
           <w:tcPr>
             <w:tcW w:type="dxa" w:w="4320"/>
           </w:tcPr>
-          <w:p/>
+          <w:p>
+            <w:pPr>
+              <w:spacing w:line="360" w:lineRule="auto" w:before="0" w:after="0"/>
+              <w:ind w:firstLine="0"/>
+              <w:jc w:val="both"/>
+            </w:pPr>
+          </w:p>
         </w:tc>
       </w:tr>
       <w:tr>
@@ -94,13 +170,25 @@
           <w:tcPr>
             <w:tcW w:type="dxa" w:w="4320"/>
           </w:tcPr>
-          <w:p/>
+          <w:p>
+            <w:pPr>
+              <w:spacing w:line="360" w:lineRule="auto" w:before="0" w:after="0"/>
+              <w:ind w:firstLine="0"/>
+              <w:jc w:val="both"/>
+            </w:pPr>
+          </w:p>
         </w:tc>
         <w:tc>
           <w:tcPr>
             <w:tcW w:type="dxa" w:w="4320"/>
           </w:tcPr>
-          <w:p/>
+          <w:p>
+            <w:pPr>
+              <w:spacing w:line="360" w:lineRule="auto" w:before="0" w:after="0"/>
+              <w:ind w:firstLine="0"/>
+              <w:jc w:val="both"/>
+            </w:pPr>
+          </w:p>
         </w:tc>
       </w:tr>
       <w:tr>
@@ -108,19 +196,31 @@
           <w:tcPr>
             <w:tcW w:type="dxa" w:w="4320"/>
           </w:tcPr>
-          <w:p/>
+          <w:p>
+            <w:pPr>
+              <w:spacing w:line="360" w:lineRule="auto" w:before="0" w:after="0"/>
+              <w:ind w:firstLine="0"/>
+              <w:jc w:val="both"/>
+            </w:pPr>
+          </w:p>
         </w:tc>
         <w:tc>
           <w:tcPr>
             <w:tcW w:type="dxa" w:w="4320"/>
           </w:tcPr>
-          <w:p/>
+          <w:p>
+            <w:pPr>
+              <w:spacing w:line="360" w:lineRule="auto" w:before="0" w:after="0"/>
+              <w:ind w:firstLine="0"/>
+              <w:jc w:val="both"/>
+            </w:pPr>
+          </w:p>
         </w:tc>
       </w:tr>
     </w:tbl>
     <w:sectPr>
-      <w:pgSz w:w="12240" w:h="15840"/>
-      <w:pgMar w:top="1440" w:right="1800" w:bottom="1440" w:left="1800" w:header="720" w:footer="720" w:gutter="0"/>
+      <w:pgSz w:w="11906" w:h="16838"/>
+      <w:pgMar w:top="1134" w:right="850" w:bottom="1134" w:left="1701" w:header="720" w:footer="720" w:gutter="0"/>
       <w:cols w:space="720"/>
       <w:docGrid w:linePitch="360"/>
     </w:sectPr>
@@ -491,6 +591,15 @@
     <w:name w:val="Normal"/>
     <w:qFormat/>
     <w:rsid w:val="00FC693F"/>
+    <w:pPr>
+      <w:spacing w:line="360" w:lineRule="auto" w:before="0" w:after="0"/>
+      <w:ind w:firstLine="709"/>
+      <w:jc w:val="both"/>
+    </w:pPr>
+    <w:rPr>
+      <w:rFonts w:ascii="Times New Roman" w:hAnsi="Times New Roman" w:eastAsia="Times New Roman" w:cs="Times New Roman"/>
+      <w:sz w:val="28"/>
+    </w:rPr>
   </w:style>
   <w:style w:type="paragraph" w:styleId="Header">
     <w:name w:val="header"/>
@@ -547,12 +656,14 @@
     <w:pPr>
       <w:keepNext/>
       <w:keepLines/>
-      <w:spacing w:before="480" w:after="0"/>
+      <w:spacing w:before="240" w:after="0" w:line="240" w:lineRule="auto"/>
+      <w:ind w:firstLine="0" w:left="0"/>
+      <w:jc w:val="both"/>
       <w:outlineLvl w:val="0"/>
     </w:pPr>
     <w:rPr>
-      <w:rFonts w:asciiTheme="majorHAnsi" w:eastAsiaTheme="majorEastAsia" w:hAnsiTheme="majorHAnsi" w:cstheme="majorBidi"/>
-      <w:b/>
+      <w:rFonts w:asciiTheme="majorHAnsi" w:eastAsiaTheme="majorEastAsia" w:hAnsiTheme="majorHAnsi" w:cstheme="majorBidi" w:ascii="Times New Roman" w:hAnsi="Times New Roman" w:eastAsia="Times New Roman" w:cs="Times New Roman"/>
+      <w:b w:val="0"/>
       <w:bCs/>
       <w:color w:val="365F91" w:themeColor="accent1" w:themeShade="BF"/>
       <w:sz w:val="28"/>
@@ -571,15 +682,17 @@
     <w:pPr>
       <w:keepNext/>
       <w:keepLines/>
-      <w:spacing w:before="200" w:after="0"/>
+      <w:spacing w:before="40" w:after="0" w:line="240" w:lineRule="auto"/>
+      <w:ind w:firstLine="0" w:left="0"/>
+      <w:jc w:val="left"/>
       <w:outlineLvl w:val="1"/>
     </w:pPr>
     <w:rPr>
-      <w:rFonts w:asciiTheme="majorHAnsi" w:eastAsiaTheme="majorEastAsia" w:hAnsiTheme="majorHAnsi" w:cstheme="majorBidi"/>
+      <w:rFonts w:asciiTheme="majorHAnsi" w:eastAsiaTheme="majorEastAsia" w:hAnsiTheme="majorHAnsi" w:cstheme="majorBidi" w:ascii="Times New Roman" w:hAnsi="Times New Roman" w:eastAsia="Times New Roman" w:cs="Times New Roman"/>
       <w:b/>
       <w:bCs/>
       <w:color w:val="4F81BD" w:themeColor="accent1"/>
-      <w:sz w:val="26"/>
+      <w:sz w:val="28"/>
       <w:szCs w:val="26"/>
     </w:rPr>
   </w:style>
@@ -909,9 +1022,14 @@
     <w:qFormat/>
     <w:rsid w:val="00FC693F"/>
     <w:pPr>
-      <w:ind w:left="720"/>
+      <w:spacing w:line="360" w:lineRule="auto" w:before="0" w:after="0"/>
+      <w:ind w:left="709" w:firstLine="0"/>
       <w:contextualSpacing/>
     </w:pPr>
+    <w:rPr>
+      <w:rFonts w:ascii="Times New Roman" w:hAnsi="Times New Roman" w:eastAsia="Times New Roman" w:cs="Times New Roman"/>
+      <w:sz w:val="28"/>
+    </w:rPr>
   </w:style>
   <w:style w:type="paragraph" w:styleId="BodyText">
     <w:name w:val="Body Text"/>

--- a/courses/4/is-implementation/dist/reports/kit/sklad-plus-kit/templates/Пояснительная_записка.docx
+++ b/courses/4/is-implementation/dist/reports/kit/sklad-plus-kit/templates/Пояснительная_записка.docx
@@ -8,13 +8,14 @@
         <w:keepNext/>
         <w:keepLines/>
         <w:spacing w:line="240" w:lineRule="auto" w:before="240" w:after="0"/>
-        <w:ind w:firstLine="0" w:left="0"/>
+        <w:ind w:left="0" w:firstLine="0"/>
         <w:jc w:val="both"/>
       </w:pPr>
       <w:r>
         <w:rPr>
           <w:rFonts w:ascii="Times New Roman" w:hAnsi="Times New Roman" w:eastAsia="Times New Roman" w:cs="Times New Roman"/>
           <w:b w:val="0"/>
+          <w:color w:val="000000"/>
           <w:sz w:val="28"/>
         </w:rPr>
         <w:t>Пояснительная записка</w:t>
@@ -29,6 +30,7 @@
       <w:r>
         <w:rPr>
           <w:rFonts w:ascii="Times New Roman" w:hAnsi="Times New Roman" w:eastAsia="Times New Roman" w:cs="Times New Roman"/>
+          <w:color w:val="000000"/>
           <w:sz w:val="28"/>
         </w:rPr>
         <w:t>Кратко опишите цель проекта, принятые решения, риски и результат.</w:t>
@@ -60,6 +62,7 @@
               <w:rPr>
                 <w:rFonts w:ascii="Times New Roman" w:hAnsi="Times New Roman" w:eastAsia="Times New Roman" w:cs="Times New Roman"/>
                 <w:b/>
+                <w:color w:val="000000"/>
                 <w:sz w:val="22"/>
               </w:rPr>
               <w:t>Раздел</w:t>
@@ -80,6 +83,7 @@
               <w:rPr>
                 <w:rFonts w:ascii="Times New Roman" w:hAnsi="Times New Roman" w:eastAsia="Times New Roman" w:cs="Times New Roman"/>
                 <w:b/>
+                <w:color w:val="000000"/>
                 <w:sz w:val="22"/>
               </w:rPr>
               <w:t>Содержание</w:t>
@@ -598,6 +602,7 @@
     </w:pPr>
     <w:rPr>
       <w:rFonts w:ascii="Times New Roman" w:hAnsi="Times New Roman" w:eastAsia="Times New Roman" w:cs="Times New Roman"/>
+      <w:color w:val="000000"/>
       <w:sz w:val="28"/>
     </w:rPr>
   </w:style>
@@ -657,7 +662,7 @@
       <w:keepNext/>
       <w:keepLines/>
       <w:spacing w:before="240" w:after="0" w:line="240" w:lineRule="auto"/>
-      <w:ind w:firstLine="0" w:left="0"/>
+      <w:ind w:left="0" w:firstLine="0"/>
       <w:jc w:val="both"/>
       <w:outlineLvl w:val="0"/>
     </w:pPr>
@@ -665,7 +670,7 @@
       <w:rFonts w:asciiTheme="majorHAnsi" w:eastAsiaTheme="majorEastAsia" w:hAnsiTheme="majorHAnsi" w:cstheme="majorBidi" w:ascii="Times New Roman" w:hAnsi="Times New Roman" w:eastAsia="Times New Roman" w:cs="Times New Roman"/>
       <w:b w:val="0"/>
       <w:bCs/>
-      <w:color w:val="365F91" w:themeColor="accent1" w:themeShade="BF"/>
+      <w:color w:val="000000"/>
       <w:sz w:val="28"/>
       <w:szCs w:val="28"/>
     </w:rPr>
@@ -683,7 +688,7 @@
       <w:keepNext/>
       <w:keepLines/>
       <w:spacing w:before="40" w:after="0" w:line="240" w:lineRule="auto"/>
-      <w:ind w:firstLine="0" w:left="0"/>
+      <w:ind w:left="0" w:firstLine="0"/>
       <w:jc w:val="left"/>
       <w:outlineLvl w:val="1"/>
     </w:pPr>
@@ -691,7 +696,7 @@
       <w:rFonts w:asciiTheme="majorHAnsi" w:eastAsiaTheme="majorEastAsia" w:hAnsiTheme="majorHAnsi" w:cstheme="majorBidi" w:ascii="Times New Roman" w:hAnsi="Times New Roman" w:eastAsia="Times New Roman" w:cs="Times New Roman"/>
       <w:b/>
       <w:bCs/>
-      <w:color w:val="4F81BD" w:themeColor="accent1"/>
+      <w:color w:val="000000"/>
       <w:sz w:val="28"/>
       <w:szCs w:val="26"/>
     </w:rPr>
@@ -1028,6 +1033,7 @@
     </w:pPr>
     <w:rPr>
       <w:rFonts w:ascii="Times New Roman" w:hAnsi="Times New Roman" w:eastAsia="Times New Roman" w:cs="Times New Roman"/>
+      <w:color w:val="000000"/>
       <w:sz w:val="28"/>
     </w:rPr>
   </w:style>
